--- a/LabWorks/Лабораторная работа №11.docx
+++ b/LabWorks/Лабораторная работа №11.docx
@@ -51,15 +51,7 @@
         </w:rPr>
       </w:pPr>
       <w:r>
-        <w:t xml:space="preserve">Научиться создавать скетчи для микроконтроллеров </w:t>
-      </w:r>
-      <w:proofErr w:type="spellStart"/>
-      <w:r>
-        <w:t>Arduino</w:t>
-      </w:r>
-      <w:proofErr w:type="spellEnd"/>
-      <w:r>
-        <w:t xml:space="preserve">; </w:t>
+        <w:t xml:space="preserve">Научиться создавать скетчи для микроконтроллеров Arduino; </w:t>
       </w:r>
     </w:p>
     <w:p>
@@ -71,23 +63,7 @@
         </w:rPr>
       </w:pPr>
       <w:r>
-        <w:t xml:space="preserve">Получить навыки работы с платой </w:t>
-      </w:r>
-      <w:proofErr w:type="spellStart"/>
-      <w:r>
-        <w:t>Arduino</w:t>
-      </w:r>
-      <w:proofErr w:type="spellEnd"/>
-      <w:r>
-        <w:t xml:space="preserve"> </w:t>
-      </w:r>
-      <w:proofErr w:type="spellStart"/>
-      <w:r>
-        <w:t>Uno</w:t>
-      </w:r>
-      <w:proofErr w:type="spellEnd"/>
-      <w:r>
-        <w:t xml:space="preserve"> и макетной платой</w:t>
+        <w:t>Получить навыки работы с платой Arduino Uno и макетной платой</w:t>
       </w:r>
     </w:p>
     <w:p>
@@ -130,15 +106,7 @@
         </w:rPr>
       </w:pPr>
       <w:r>
-        <w:t xml:space="preserve">Благодаров, А. В. Программирование микроконтроллеров семейства 1986ВЕ9х компании </w:t>
-      </w:r>
-      <w:proofErr w:type="spellStart"/>
-      <w:r>
-        <w:t>Миландр</w:t>
-      </w:r>
-      <w:proofErr w:type="spellEnd"/>
-      <w:r>
-        <w:t xml:space="preserve"> / А. В. Благодаров. – Москва: Горячая Линия–Телеком, 2020. – 232 с. – URL: https://ibooks.ru/bookshelf/372218/reading. – Режим доступа: только для зарегистрированных пользователей. – Текст: электронный. – гл.1-2. </w:t>
+        <w:t xml:space="preserve">Благодаров, А. В. Программирование микроконтроллеров семейства 1986ВЕ9х компании Миландр / А. В. Благодаров. – Москва: Горячая Линия–Телеком, 2020. – 232 с. – URL: https://ibooks.ru/bookshelf/372218/reading. – Режим доступа: только для зарегистрированных пользователей. – Текст: электронный. – гл.1-2. </w:t>
       </w:r>
     </w:p>
     <w:p>
@@ -203,10 +171,49 @@
         <w:t xml:space="preserve"> выводить </w:t>
       </w:r>
       <w:r>
-        <w:t xml:space="preserve">в монитор серийного порта информацию о том, сколько секунд </w:t>
-      </w:r>
-      <w:r>
-        <w:t>она работает.</w:t>
+        <w:t xml:space="preserve">в монитор </w:t>
+      </w:r>
+      <w:r>
+        <w:t>последовательного</w:t>
+      </w:r>
+      <w:r>
+        <w:t xml:space="preserve"> порта</w:t>
+      </w:r>
+      <w:r>
+        <w:t xml:space="preserve"> (</w:t>
+      </w:r>
+      <w:r>
+        <w:rPr>
+          <w:lang w:val="en-US"/>
+        </w:rPr>
+        <w:t>Serial</w:t>
+      </w:r>
+      <w:r>
+        <w:t>)</w:t>
+      </w:r>
+      <w:r>
+        <w:t xml:space="preserve"> информацию о том, сколько</w:t>
+      </w:r>
+      <w:r>
+        <w:t xml:space="preserve"> времени прошло (в</w:t>
+      </w:r>
+      <w:r>
+        <w:t xml:space="preserve"> секунд</w:t>
+      </w:r>
+      <w:r>
+        <w:t>ах)</w:t>
+      </w:r>
+      <w:r>
+        <w:t xml:space="preserve"> </w:t>
+      </w:r>
+      <w:r>
+        <w:t xml:space="preserve">с </w:t>
+      </w:r>
+      <w:r>
+        <w:t>включения схемы</w:t>
+      </w:r>
+      <w:r>
+        <w:t>.</w:t>
       </w:r>
     </w:p>
     <w:p>
@@ -261,7 +268,28 @@
         <w:t xml:space="preserve">, но схема продолжает работать. При этом </w:t>
       </w:r>
       <w:r>
-        <w:t xml:space="preserve">начиная с включения схемы в последовательный порт каждую секунду должно выводиться сообщение </w:t>
+        <w:t xml:space="preserve">начиная с включения </w:t>
+      </w:r>
+      <w:r>
+        <w:t xml:space="preserve">платы </w:t>
+      </w:r>
+      <w:r>
+        <w:t>в последовательный порт</w:t>
+      </w:r>
+      <w:r>
+        <w:t xml:space="preserve"> (</w:t>
+      </w:r>
+      <w:r>
+        <w:rPr>
+          <w:lang w:val="en-US"/>
+        </w:rPr>
+        <w:t>Serial</w:t>
+      </w:r>
+      <w:r>
+        <w:t>)</w:t>
+      </w:r>
+      <w:r>
+        <w:t xml:space="preserve"> каждую секунду должно выводиться сообщение </w:t>
       </w:r>
       <w:r>
         <w:t>«</w:t>
@@ -299,10 +327,31 @@
         <w:t>: при срабатывании датчика движения должно загораться освещение (светодиод) на 30 секунд</w:t>
       </w:r>
       <w:r>
-        <w:t xml:space="preserve">, </w:t>
-      </w:r>
-      <w:r>
-        <w:t xml:space="preserve">при повторном срабатывании датчика </w:t>
+        <w:t>,</w:t>
+      </w:r>
+      <w:r>
+        <w:t xml:space="preserve"> ес</w:t>
+      </w:r>
+      <w:r>
+        <w:t>ли при включенном освещении</w:t>
+      </w:r>
+      <w:r>
+        <w:t xml:space="preserve"> </w:t>
+      </w:r>
+      <w:r>
+        <w:t xml:space="preserve">датчик </w:t>
+      </w:r>
+      <w:r>
+        <w:t>срабатыва</w:t>
+      </w:r>
+      <w:r>
+        <w:t>ет</w:t>
+      </w:r>
+      <w:r>
+        <w:t xml:space="preserve"> </w:t>
+      </w:r>
+      <w:r>
+        <w:t xml:space="preserve">повторно </w:t>
       </w:r>
       <w:r>
         <w:t>срок работы освещения должен продлеваться.</w:t>
@@ -335,18 +384,15 @@
       </w:r>
     </w:p>
     <w:p>
-      <w:proofErr w:type="gramStart"/>
       <w:r>
         <w:t>0-</w:t>
       </w:r>
       <w:r>
         <w:t>5</w:t>
       </w:r>
-      <w:proofErr w:type="gramEnd"/>
       <w:r>
         <w:t xml:space="preserve"> </w:t>
       </w:r>
-      <w:proofErr w:type="gramStart"/>
       <w:r>
         <w:rPr>
           <w:lang w:val="en-US"/>
@@ -354,32 +400,15 @@
         <w:t>c</w:t>
       </w:r>
       <w:r>
-        <w:t xml:space="preserve"> :</w:t>
-      </w:r>
-      <w:proofErr w:type="gramEnd"/>
-      <w:r>
-        <w:t xml:space="preserve"> </w:t>
+        <w:t xml:space="preserve"> : </w:t>
       </w:r>
       <w:r>
         <w:t>1000 мс.</w:t>
       </w:r>
     </w:p>
     <w:p>
-      <w:proofErr w:type="gramStart"/>
-      <w:r>
-        <w:t>6-10</w:t>
-      </w:r>
-      <w:proofErr w:type="gramEnd"/>
-      <w:r>
-        <w:t xml:space="preserve"> </w:t>
-      </w:r>
-      <w:proofErr w:type="gramStart"/>
-      <w:r>
-        <w:t>с :</w:t>
-      </w:r>
-      <w:proofErr w:type="gramEnd"/>
-      <w:r>
-        <w:t xml:space="preserve"> </w:t>
+      <w:r>
+        <w:t xml:space="preserve">6-10 с : </w:t>
       </w:r>
       <w:r>
         <w:t>75</w:t>
@@ -392,21 +421,8 @@
       </w:r>
     </w:p>
     <w:p>
-      <w:proofErr w:type="gramStart"/>
-      <w:r>
-        <w:t>11-15</w:t>
-      </w:r>
-      <w:proofErr w:type="gramEnd"/>
-      <w:r>
-        <w:t xml:space="preserve"> </w:t>
-      </w:r>
-      <w:proofErr w:type="gramStart"/>
-      <w:r>
-        <w:t>с :</w:t>
-      </w:r>
-      <w:proofErr w:type="gramEnd"/>
-      <w:r>
-        <w:t xml:space="preserve"> 500 мс.</w:t>
+      <w:r>
+        <w:t>11-15 с : 500 мс.</w:t>
       </w:r>
     </w:p>
     <w:p>
@@ -452,7 +468,6 @@
       <w:r>
         <w:t xml:space="preserve"> при помощи псевдонима </w:t>
       </w:r>
-      <w:proofErr w:type="spellStart"/>
       <w:r>
         <w:rPr>
           <w:lang w:val="en-US"/>
@@ -465,7 +480,6 @@
         </w:rPr>
         <w:t>GGNN</w:t>
       </w:r>
-      <w:proofErr w:type="spellEnd"/>
       <w:r>
         <w:t xml:space="preserve">, где </w:t>
       </w:r>
@@ -591,21 +605,14 @@
       <w:r>
         <w:t xml:space="preserve">Для чего используется функция </w:t>
       </w:r>
-      <w:proofErr w:type="spellStart"/>
-      <w:proofErr w:type="gramStart"/>
       <w:r>
         <w:rPr>
           <w:lang w:val="en-US"/>
         </w:rPr>
         <w:t>millis</w:t>
       </w:r>
-      <w:proofErr w:type="spellEnd"/>
-      <w:r>
-        <w:t>(</w:t>
-      </w:r>
-      <w:proofErr w:type="gramEnd"/>
-      <w:r>
-        <w:t>)</w:t>
+      <w:r>
+        <w:t>()</w:t>
       </w:r>
       <w:r>
         <w:t>?</w:t>
@@ -621,21 +628,14 @@
       <w:r>
         <w:t xml:space="preserve">позволяет замерить </w:t>
       </w:r>
-      <w:proofErr w:type="spellStart"/>
-      <w:proofErr w:type="gramStart"/>
       <w:r>
         <w:rPr>
           <w:lang w:val="en-US"/>
         </w:rPr>
         <w:t>millis</w:t>
       </w:r>
-      <w:proofErr w:type="spellEnd"/>
-      <w:r>
-        <w:t>(</w:t>
-      </w:r>
-      <w:proofErr w:type="gramEnd"/>
-      <w:r>
-        <w:t>)?</w:t>
+      <w:r>
+        <w:t>()?</w:t>
       </w:r>
     </w:p>
     <w:p>
@@ -668,14 +668,12 @@
       <w:r>
         <w:t xml:space="preserve">Какие преимущества использование </w:t>
       </w:r>
-      <w:proofErr w:type="spellStart"/>
       <w:r>
         <w:rPr>
           <w:lang w:val="en-US"/>
         </w:rPr>
         <w:t>millis</w:t>
       </w:r>
-      <w:proofErr w:type="spellEnd"/>
       <w:r>
         <w:t xml:space="preserve"> </w:t>
       </w:r>
@@ -759,13 +757,8 @@
       <w:t xml:space="preserve"> </w:t>
     </w:r>
     <w:r>
-      <w:t xml:space="preserve">Садовский </w:t>
+      <w:t>Садовский Р.В.</w:t>
     </w:r>
-    <w:proofErr w:type="gramStart"/>
-    <w:r>
-      <w:t>Р.В.</w:t>
-    </w:r>
-    <w:proofErr w:type="gramEnd"/>
   </w:p>
 </w:hdr>
 </file>
